--- a/07_Student_Communication_and_Showcase/TAS2O_Capstone_Showcase_Demo_Day_Plan.docx
+++ b/07_Student_Communication_and_Showcase/TAS2O_Capstone_Showcase_Demo_Day_Plan.docx
@@ -3382,7 +3382,7 @@
                 <w:b w:val="0"/>
                 <w:sz w:val="18"/>
               </w:rPr>
-              <w:t>AI-generated documentation</w:t>
+              <w:t>documentation</w:t>
             </w:r>
           </w:p>
         </w:tc>
@@ -5163,7 +5163,7 @@
                 <w:b w:val="0"/>
                 <w:sz w:val="18"/>
               </w:rPr>
-              <w:t>Did the student verify AI-generated safety, technical, or career information?</w:t>
+              <w:t>Did the student verify safety, technical, or career information?</w:t>
             </w:r>
           </w:p>
         </w:tc>

--- a/07_Student_Communication_and_Showcase/TAS2O_Capstone_Showcase_Demo_Day_Plan.docx
+++ b/07_Student_Communication_and_Showcase/TAS2O_Capstone_Showcase_Demo_Day_Plan.docx
@@ -2907,7 +2907,7 @@
                 <w:b w:val="0"/>
                 <w:sz w:val="18"/>
               </w:rPr>
-              <w:t>AI use disclosure</w:t>
+              <w:t>use of approved AI tools disclosure</w:t>
             </w:r>
           </w:p>
         </w:tc>
@@ -2923,7 +2923,7 @@
                 <w:b w:val="0"/>
                 <w:sz w:val="18"/>
               </w:rPr>
-              <w:t>How was AI used? How was AI output verified or revised?</w:t>
+              <w:t>How was use of approved AI toolsd? How was AI output verified or revised?</w:t>
             </w:r>
           </w:p>
         </w:tc>
@@ -5097,7 +5097,7 @@
                 <w:b w:val="0"/>
                 <w:sz w:val="18"/>
               </w:rPr>
-              <w:t>AI use disclosure</w:t>
+              <w:t>use of approved AI tools disclosure</w:t>
             </w:r>
           </w:p>
         </w:tc>
